--- a/Basel Shrief CV.docx
+++ b/Basel Shrief CV.docx
@@ -197,23 +197,7 @@
             <w:rFonts w:ascii="Times New Roman" w:eastAsia="Times New Roman" w:hAnsi="Times New Roman" w:cs="Times New Roman"/>
             <w:sz w:val="18"/>
           </w:rPr>
-          <w:t>Basel S</w:t>
-        </w:r>
-        <w:r>
-          <w:rPr>
-            <w:rStyle w:val="Hyperlink"/>
-            <w:rFonts w:ascii="Times New Roman" w:eastAsia="Times New Roman" w:hAnsi="Times New Roman" w:cs="Times New Roman"/>
-            <w:sz w:val="18"/>
-          </w:rPr>
-          <w:t>h</w:t>
-        </w:r>
-        <w:r>
-          <w:rPr>
-            <w:rStyle w:val="Hyperlink"/>
-            <w:rFonts w:ascii="Times New Roman" w:eastAsia="Times New Roman" w:hAnsi="Times New Roman" w:cs="Times New Roman"/>
-            <w:sz w:val="18"/>
-          </w:rPr>
-          <w:t>rief</w:t>
+          <w:t>Basel Shrief</w:t>
         </w:r>
       </w:hyperlink>
       <w:r>
@@ -782,16 +766,111 @@
         </w:tabs>
         <w:spacing w:after="0"/>
         <w:rPr>
+          <w:rFonts w:ascii="Times New Roman" w:eastAsia="Times New Roman" w:hAnsi="Times New Roman" w:cs="Times New Roman"/>
+          <w:b/>
+          <w:sz w:val="20"/>
+        </w:rPr>
+      </w:pPr>
+      <w:r>
+        <w:rPr>
           <w:rFonts w:ascii="Arial" w:eastAsia="Arial" w:hAnsi="Arial" w:cs="Arial"/>
           <w:sz w:val="16"/>
         </w:rPr>
-      </w:pPr>
-      <w:r>
+        <w:t xml:space="preserve">■        </w:t>
+      </w:r>
+      <w:r>
+        <w:rPr>
+          <w:rFonts w:ascii="Times New Roman" w:eastAsia="Times New Roman" w:hAnsi="Times New Roman" w:cs="Times New Roman"/>
+          <w:b/>
+          <w:sz w:val="20"/>
+        </w:rPr>
+        <w:t xml:space="preserve">Visited </w:t>
+      </w:r>
+      <w:r>
+        <w:rPr>
+          <w:rFonts w:ascii="Times New Roman" w:eastAsia="Times New Roman" w:hAnsi="Times New Roman" w:cs="Times New Roman"/>
+          <w:b/>
+          <w:sz w:val="20"/>
+        </w:rPr>
+        <w:t>Poland Shell Eco-marathon —</w:t>
+      </w:r>
+      <w:r>
+        <w:rPr>
+          <w:rFonts w:ascii="Times New Roman" w:eastAsia="Times New Roman" w:hAnsi="Times New Roman" w:cs="Times New Roman"/>
+          <w:b/>
+          <w:sz w:val="20"/>
+        </w:rPr>
+        <w:t xml:space="preserve"> </w:t>
+      </w:r>
+      <w:r>
+        <w:rPr>
+          <w:rFonts w:ascii="Times New Roman" w:eastAsia="Times New Roman" w:hAnsi="Times New Roman" w:cs="Times New Roman"/>
+          <w:b/>
+          <w:sz w:val="20"/>
+        </w:rPr>
+        <w:t>I</w:t>
+      </w:r>
+      <w:r>
+        <w:rPr>
+          <w:rFonts w:ascii="Times New Roman" w:eastAsia="Times New Roman" w:hAnsi="Times New Roman" w:cs="Times New Roman"/>
+          <w:b/>
+          <w:sz w:val="20"/>
+        </w:rPr>
+        <w:t>nternational Autonomous Competition Top 10</w:t>
+      </w:r>
+      <w:r>
+        <w:rPr>
+          <w:rFonts w:ascii="Times New Roman" w:eastAsia="Times New Roman" w:hAnsi="Times New Roman" w:cs="Times New Roman"/>
+          <w:b/>
+          <w:sz w:val="20"/>
+          <w:vertAlign w:val="superscript"/>
+        </w:rPr>
+        <w:t>th</w:t>
+      </w:r>
+      <w:r>
+        <w:rPr>
+          <w:rFonts w:ascii="Times New Roman" w:eastAsia="Times New Roman" w:hAnsi="Times New Roman" w:cs="Times New Roman"/>
+          <w:b/>
+          <w:sz w:val="20"/>
+        </w:rPr>
+        <w:t xml:space="preserve"> Globally                               </w:t>
+      </w:r>
+      <w:r>
+        <w:rPr>
+          <w:rFonts w:ascii="Times New Roman" w:eastAsia="Times New Roman" w:hAnsi="Times New Roman" w:cs="Times New Roman"/>
+          <w:b/>
+          <w:i/>
+          <w:iCs/>
+          <w:sz w:val="20"/>
+        </w:rPr>
+        <w:t>July 2026</w:t>
+      </w:r>
+    </w:p>
+    <w:p>
+      <w:pPr>
+        <w:tabs>
+          <w:tab w:val="right" w:pos="11019"/>
+        </w:tabs>
+        <w:spacing w:after="0"/>
         <w:rPr>
           <w:rFonts w:ascii="Arial" w:eastAsia="Arial" w:hAnsi="Arial" w:cs="Arial"/>
           <w:sz w:val="16"/>
         </w:rPr>
-        <w:t xml:space="preserve">■         </w:t>
+      </w:pPr>
+      <w:r>
+        <w:rPr>
+          <w:rFonts w:ascii="Arial" w:eastAsia="Arial" w:hAnsi="Arial" w:cs="Arial"/>
+          <w:sz w:val="16"/>
+        </w:rPr>
+        <w:t xml:space="preserve">■        </w:t>
+      </w:r>
+      <w:r>
+        <w:rPr>
+          <w:rFonts w:ascii="Times New Roman" w:eastAsia="Times New Roman" w:hAnsi="Times New Roman" w:cs="Times New Roman"/>
+          <w:b/>
+          <w:sz w:val="20"/>
+        </w:rPr>
+        <w:t xml:space="preserve">Visited </w:t>
       </w:r>
       <w:r>
         <w:rPr>
@@ -872,15 +951,15 @@
           <w:i/>
           <w:sz w:val="20"/>
         </w:rPr>
-        <w:t xml:space="preserve">          </w:t>
-      </w:r>
-      <w:r>
-        <w:rPr>
-          <w:rFonts w:ascii="Times New Roman" w:eastAsia="Times New Roman" w:hAnsi="Times New Roman" w:cs="Times New Roman"/>
-          <w:i/>
-          <w:sz w:val="20"/>
-        </w:rPr>
-        <w:t xml:space="preserve">                                </w:t>
+        <w:t xml:space="preserve">  </w:t>
+      </w:r>
+      <w:r>
+        <w:rPr>
+          <w:rFonts w:ascii="Times New Roman" w:eastAsia="Times New Roman" w:hAnsi="Times New Roman" w:cs="Times New Roman"/>
+          <w:i/>
+          <w:sz w:val="20"/>
+        </w:rPr>
+        <w:t xml:space="preserve">                           </w:t>
       </w:r>
       <w:r>
         <w:rPr>
@@ -1330,14 +1409,7 @@
           <w:rFonts w:asciiTheme="majorBidi" w:hAnsiTheme="majorBidi" w:cstheme="majorBidi"/>
           <w:sz w:val="20"/>
         </w:rPr>
-        <w:t xml:space="preserve">Power Electronics Design essentials                         </w:t>
-      </w:r>
-      <w:r>
-        <w:rPr>
-          <w:rFonts w:asciiTheme="majorBidi" w:hAnsiTheme="majorBidi" w:cstheme="majorBidi"/>
-          <w:sz w:val="20"/>
-        </w:rPr>
-        <w:t xml:space="preserve">                                                                                           </w:t>
+        <w:t xml:space="preserve">Power Electronics Design essentials                                                                                                                    </w:t>
       </w:r>
       <w:r>
         <w:rPr>
@@ -1952,6 +2024,147 @@
     <w:p>
       <w:pPr>
         <w:spacing w:after="5" w:line="240" w:lineRule="auto"/>
+        <w:rPr>
+          <w:rFonts w:ascii="Times New Roman" w:eastAsia="Times New Roman" w:hAnsi="Times New Roman" w:cs="Times New Roman"/>
+          <w:sz w:val="20"/>
+        </w:rPr>
+      </w:pPr>
+      <w:r>
+        <w:rPr>
+          <w:rFonts w:ascii="Arial" w:eastAsia="Arial" w:hAnsi="Arial" w:cs="Arial"/>
+          <w:sz w:val="16"/>
+        </w:rPr>
+        <w:t xml:space="preserve">■     </w:t>
+      </w:r>
+      <w:r>
+        <w:rPr>
+          <w:rFonts w:ascii="Times New Roman" w:eastAsia="Times New Roman" w:hAnsi="Times New Roman" w:cs="Times New Roman"/>
+          <w:b/>
+          <w:bCs/>
+          <w:sz w:val="20"/>
+        </w:rPr>
+        <w:t xml:space="preserve">Autonomous Racing Car Control System                        </w:t>
+      </w:r>
+      <w:r>
+        <w:rPr>
+          <w:rFonts w:ascii="Times New Roman" w:eastAsia="Times New Roman" w:hAnsi="Times New Roman" w:cs="Times New Roman"/>
+          <w:b/>
+          <w:bCs/>
+          <w:sz w:val="20"/>
+        </w:rPr>
+        <w:t xml:space="preserve"> </w:t>
+      </w:r>
+      <w:r>
+        <w:rPr>
+          <w:rFonts w:ascii="Times New Roman" w:eastAsia="Times New Roman" w:hAnsi="Times New Roman" w:cs="Times New Roman"/>
+          <w:b/>
+          <w:bCs/>
+          <w:sz w:val="20"/>
+        </w:rPr>
+        <w:t xml:space="preserve">              </w:t>
+      </w:r>
+      <w:r>
+        <w:rPr>
+          <w:rFonts w:ascii="Times New Roman" w:eastAsia="Times New Roman" w:hAnsi="Times New Roman" w:cs="Times New Roman"/>
+          <w:b/>
+          <w:bCs/>
+          <w:sz w:val="20"/>
+        </w:rPr>
+        <w:t xml:space="preserve"> </w:t>
+      </w:r>
+      <w:r>
+        <w:rPr>
+          <w:rFonts w:ascii="Times New Roman" w:eastAsia="Times New Roman" w:hAnsi="Times New Roman" w:cs="Times New Roman"/>
+          <w:b/>
+          <w:bCs/>
+          <w:sz w:val="20"/>
+        </w:rPr>
+        <w:t xml:space="preserve">                                 </w:t>
+      </w:r>
+      <w:r>
+        <w:rPr>
+          <w:rFonts w:ascii="Times New Roman" w:eastAsia="Times New Roman" w:hAnsi="Times New Roman" w:cs="Times New Roman"/>
+          <w:b/>
+          <w:bCs/>
+          <w:sz w:val="20"/>
+        </w:rPr>
+        <w:t xml:space="preserve"> </w:t>
+      </w:r>
+      <w:r>
+        <w:rPr>
+          <w:rFonts w:ascii="Times New Roman" w:eastAsia="Times New Roman" w:hAnsi="Times New Roman" w:cs="Times New Roman"/>
+          <w:b/>
+          <w:bCs/>
+          <w:sz w:val="20"/>
+        </w:rPr>
+        <w:t xml:space="preserve">                                                    </w:t>
+      </w:r>
+      <w:r>
+        <w:rPr>
+          <w:rFonts w:ascii="Times New Roman" w:eastAsia="Times New Roman" w:hAnsi="Times New Roman" w:cs="Times New Roman"/>
+          <w:b/>
+          <w:bCs/>
+          <w:i/>
+          <w:iCs/>
+          <w:sz w:val="20"/>
+        </w:rPr>
+        <w:t>June 2026</w:t>
+      </w:r>
+    </w:p>
+    <w:p>
+      <w:pPr>
+        <w:spacing w:after="5" w:line="240" w:lineRule="auto"/>
+        <w:ind w:firstLine="720"/>
+        <w:rPr>
+          <w:rFonts w:ascii="Times New Roman" w:eastAsia="Times New Roman" w:hAnsi="Times New Roman" w:cs="Times New Roman"/>
+          <w:sz w:val="20"/>
+        </w:rPr>
+      </w:pPr>
+      <w:r>
+        <w:rPr>
+          <w:rFonts w:ascii="Times New Roman" w:eastAsia="Times New Roman" w:hAnsi="Times New Roman" w:cs="Times New Roman"/>
+          <w:sz w:val="20"/>
+        </w:rPr>
+        <w:t xml:space="preserve">Developed two custom STM32/ESP32 PCBs for telemetry and vehicle control. </w:t>
+      </w:r>
+    </w:p>
+    <w:p>
+      <w:pPr>
+        <w:spacing w:after="5" w:line="240" w:lineRule="auto"/>
+        <w:ind w:firstLine="720"/>
+        <w:rPr>
+          <w:rFonts w:ascii="Times New Roman" w:eastAsia="Times New Roman" w:hAnsi="Times New Roman" w:cs="Times New Roman"/>
+          <w:sz w:val="20"/>
+        </w:rPr>
+      </w:pPr>
+      <w:r>
+        <w:rPr>
+          <w:rFonts w:ascii="Times New Roman" w:eastAsia="Times New Roman" w:hAnsi="Times New Roman" w:cs="Times New Roman"/>
+          <w:sz w:val="20"/>
+        </w:rPr>
+        <w:t xml:space="preserve">Transmitted GPS, IMU, RPM, and vehicle data to an NVIDIA Jetson for AI-based autonomous driving. </w:t>
+      </w:r>
+    </w:p>
+    <w:p>
+      <w:pPr>
+        <w:spacing w:after="5" w:line="240" w:lineRule="auto"/>
+        <w:ind w:left="720"/>
+        <w:rPr>
+          <w:rFonts w:ascii="Times New Roman" w:eastAsia="Times New Roman" w:hAnsi="Times New Roman" w:cs="Times New Roman"/>
+          <w:sz w:val="20"/>
+        </w:rPr>
+      </w:pPr>
+      <w:r>
+        <w:rPr>
+          <w:rFonts w:ascii="Times New Roman" w:eastAsia="Times New Roman" w:hAnsi="Times New Roman" w:cs="Times New Roman"/>
+          <w:sz w:val="20"/>
+        </w:rPr>
+        <w:t>Implemented bidirectional communication between the Jetson and embedded controllers to execute steering, throttle, and braking commands.</w:t>
+      </w:r>
+    </w:p>
+    <w:p>
+      <w:pPr>
+        <w:spacing w:after="5" w:line="240" w:lineRule="auto"/>
       </w:pPr>
       <w:r>
         <w:rPr>
@@ -2490,12 +2703,23 @@
     <w:p>
       <w:pPr>
         <w:spacing w:after="5" w:line="240" w:lineRule="auto"/>
+        <w:ind w:left="730" w:hanging="10"/>
+        <w:rPr>
+          <w:rFonts w:ascii="Times New Roman" w:eastAsia="Times New Roman" w:hAnsi="Times New Roman" w:cs="Times New Roman"/>
+          <w:sz w:val="20"/>
+        </w:rPr>
+      </w:pPr>
+    </w:p>
+    <w:p>
+      <w:pPr>
+        <w:spacing w:after="5" w:line="240" w:lineRule="auto"/>
       </w:pPr>
       <w:r>
         <w:rPr>
           <w:rFonts w:ascii="Arial" w:eastAsia="Arial" w:hAnsi="Arial" w:cs="Arial"/>
           <w:sz w:val="16"/>
         </w:rPr>
+        <w:lastRenderedPageBreak/>
         <w:t xml:space="preserve">■     </w:t>
       </w:r>
       <w:r>
@@ -2710,7 +2934,6 @@
           <w:bCs/>
           <w:sz w:val="16"/>
         </w:rPr>
-        <w:lastRenderedPageBreak/>
         <w:t xml:space="preserve">■   </w:t>
       </w:r>
       <w:r>
@@ -5446,6 +5669,7 @@
   <w:style w:type="character" w:default="1" w:styleId="DefaultParagraphFont">
     <w:name w:val="Default Paragraph Font"/>
     <w:uiPriority w:val="1"/>
+    <w:semiHidden/>
     <w:unhideWhenUsed/>
   </w:style>
   <w:style w:type="table" w:default="1" w:styleId="TableNormal">

--- a/Basel Shrief CV.docx
+++ b/Basel Shrief CV.docx
@@ -805,7 +805,7 @@
       <w:r>
         <w:rPr>
           <w:rFonts w:ascii="Times New Roman" w:eastAsia="Times New Roman" w:hAnsi="Times New Roman" w:cs="Times New Roman"/>
-          <w:b/>
+          <w:bCs/>
           <w:sz w:val="20"/>
         </w:rPr>
         <w:t>I</w:t>
@@ -813,7 +813,7 @@
       <w:r>
         <w:rPr>
           <w:rFonts w:ascii="Times New Roman" w:eastAsia="Times New Roman" w:hAnsi="Times New Roman" w:cs="Times New Roman"/>
-          <w:b/>
+          <w:bCs/>
           <w:sz w:val="20"/>
         </w:rPr>
         <w:t>nternational Autonomous Competition Top 10</w:t>
@@ -821,7 +821,7 @@
       <w:r>
         <w:rPr>
           <w:rFonts w:ascii="Times New Roman" w:eastAsia="Times New Roman" w:hAnsi="Times New Roman" w:cs="Times New Roman"/>
-          <w:b/>
+          <w:bCs/>
           <w:sz w:val="20"/>
           <w:vertAlign w:val="superscript"/>
         </w:rPr>
@@ -830,10 +830,30 @@
       <w:r>
         <w:rPr>
           <w:rFonts w:ascii="Times New Roman" w:eastAsia="Times New Roman" w:hAnsi="Times New Roman" w:cs="Times New Roman"/>
-          <w:b/>
-          <w:sz w:val="20"/>
-        </w:rPr>
-        <w:t xml:space="preserve"> Globally                               </w:t>
+          <w:bCs/>
+          <w:sz w:val="20"/>
+        </w:rPr>
+        <w:t xml:space="preserve"> Globally                  </w:t>
+      </w:r>
+      <w:r>
+        <w:rPr>
+          <w:rFonts w:ascii="Times New Roman" w:eastAsia="Times New Roman" w:hAnsi="Times New Roman" w:cs="Times New Roman"/>
+          <w:b/>
+          <w:i/>
+          <w:iCs/>
+          <w:sz w:val="20"/>
+        </w:rPr>
+        <w:t xml:space="preserve">      </w:t>
+      </w:r>
+      <w:r>
+        <w:rPr>
+          <w:rFonts w:ascii="Times New Roman" w:eastAsia="Times New Roman" w:hAnsi="Times New Roman" w:cs="Times New Roman"/>
+          <w:b/>
+          <w:i/>
+          <w:iCs/>
+          <w:sz w:val="20"/>
+        </w:rPr>
+        <w:t xml:space="preserve">             </w:t>
       </w:r>
       <w:r>
         <w:rPr>
@@ -959,7 +979,23 @@
           <w:i/>
           <w:sz w:val="20"/>
         </w:rPr>
-        <w:t xml:space="preserve">                           </w:t>
+        <w:t xml:space="preserve">                        </w:t>
+      </w:r>
+      <w:r>
+        <w:rPr>
+          <w:rFonts w:ascii="Times New Roman" w:eastAsia="Times New Roman" w:hAnsi="Times New Roman" w:cs="Times New Roman"/>
+          <w:i/>
+          <w:sz w:val="20"/>
+        </w:rPr>
+        <w:t xml:space="preserve"> </w:t>
+      </w:r>
+      <w:r>
+        <w:rPr>
+          <w:rFonts w:ascii="Times New Roman" w:eastAsia="Times New Roman" w:hAnsi="Times New Roman" w:cs="Times New Roman"/>
+          <w:i/>
+          <w:sz w:val="20"/>
+        </w:rPr>
+        <w:t xml:space="preserve">   </w:t>
       </w:r>
       <w:r>
         <w:rPr>
